--- a/Xceed.Words.NET.Examples/Samples/Miscellaneous/Output/CreateInvoice.docx
+++ b/Xceed.Words.NET.Examples/Samples/Miscellaneous/Output/CreateInvoice.docx
@@ -55,7 +55,7 @@
                           <pic:cNvPicPr/>
                         </pic:nvPicPr>
                         <pic:blipFill>
-                          <a:blip xmlns:r="http://schemas.openxmlformats.org/officeDocument/2006/relationships" r:embed="Ra1b49f2341944b40"/>
+                          <a:blip xmlns:r="http://schemas.openxmlformats.org/officeDocument/2006/relationships" r:embed="R1c9dd02a957f4cc2"/>
                           <a:stretch>
                             <a:fillRect/>
                           </a:stretch>
@@ -237,7 +237,7 @@
             </w:r>
             <w:fldSimple w:instr=" DOCPROPERTY  InvoiceDate  \* MERGEFORMAT ">
               <w:r>
-                <w:t>10/15/2016</w:t>
+                <w:t>2016-10-15</w:t>
               </w:r>
             </w:fldSimple>
           </w:p>
@@ -684,7 +684,7 @@
             <w:pPr/>
             <w:r>
               <w:rPr>
-                <w:lang w:val="en-US"/>
+                <w:lang w:val="en-CA"/>
               </w:rPr>
               <w:t>Explorer 8698HD Terminal</w:t>
             </w:r>
@@ -701,7 +701,7 @@
             <w:pPr/>
             <w:r>
               <w:rPr>
-                <w:lang w:val="en-US"/>
+                <w:lang w:val="en-CA"/>
               </w:rPr>
               <w:t>$149.95</w:t>
             </w:r>
@@ -718,7 +718,7 @@
             <w:pPr/>
             <w:r>
               <w:rPr>
-                <w:lang w:val="en-US"/>
+                <w:lang w:val="en-CA"/>
               </w:rPr>
               <w:t>MultiSwitch TV Connector</w:t>
             </w:r>
@@ -735,7 +735,7 @@
             <w:pPr/>
             <w:r>
               <w:rPr>
-                <w:lang w:val="en-US"/>
+                <w:lang w:val="en-CA"/>
               </w:rPr>
               <w:t>$24.95</w:t>
             </w:r>
@@ -752,7 +752,7 @@
             <w:pPr/>
             <w:r>
               <w:rPr>
-                <w:lang w:val="en-US"/>
+                <w:lang w:val="en-CA"/>
               </w:rPr>
               <w:t>50 feets cable wires</w:t>
             </w:r>
@@ -769,7 +769,7 @@
             <w:pPr/>
             <w:r>
               <w:rPr>
-                <w:lang w:val="en-US"/>
+                <w:lang w:val="en-CA"/>
               </w:rPr>
               <w:t>$22.49</w:t>
             </w:r>
@@ -786,7 +786,7 @@
             <w:pPr/>
             <w:r>
               <w:rPr>
-                <w:lang w:val="en-US"/>
+                <w:lang w:val="en-CA"/>
               </w:rPr>
               <w:t>Transit A449 Phone Modem</w:t>
             </w:r>
@@ -803,7 +803,7 @@
             <w:pPr/>
             <w:r>
               <w:rPr>
-                <w:lang w:val="en-US"/>
+                <w:lang w:val="en-CA"/>
               </w:rPr>
               <w:t>$59.95</w:t>
             </w:r>
@@ -820,7 +820,7 @@
             <w:pPr/>
             <w:r>
               <w:rPr>
-                <w:lang w:val="en-US"/>
+                <w:lang w:val="en-CA"/>
               </w:rPr>
               <w:t>Toms Wi-Fi router</w:t>
             </w:r>
@@ -837,7 +837,7 @@
             <w:pPr/>
             <w:r>
               <w:rPr>
-                <w:lang w:val="en-US"/>
+                <w:lang w:val="en-CA"/>
               </w:rPr>
               <w:t>$79.95</w:t>
             </w:r>
@@ -854,7 +854,7 @@
             <w:pPr/>
             <w:r>
               <w:rPr>
-                <w:lang w:val="en-US"/>
+                <w:lang w:val="en-CA"/>
               </w:rPr>
               <w:t>Toms Protect2000 Antivirus software</w:t>
             </w:r>
@@ -871,7 +871,7 @@
             <w:pPr/>
             <w:r>
               <w:rPr>
-                <w:lang w:val="en-US"/>
+                <w:lang w:val="en-CA"/>
               </w:rPr>
               <w:t>$39.95</w:t>
             </w:r>
@@ -888,7 +888,7 @@
             <w:pPr/>
             <w:r>
               <w:rPr>
-                <w:lang w:val="en-US"/>
+                <w:lang w:val="en-CA"/>
               </w:rPr>
               <w:t>Installation (3h30)</w:t>
             </w:r>
@@ -905,7 +905,7 @@
             <w:pPr/>
             <w:r>
               <w:rPr>
-                <w:lang w:val="en-US"/>
+                <w:lang w:val="en-CA"/>
               </w:rPr>
               <w:t>$154.49</w:t>
             </w:r>
@@ -922,7 +922,7 @@
             <w:pPr/>
             <w:r>
               <w:rPr>
-                <w:lang w:val="en-US"/>
+                <w:lang w:val="en-CA"/>
               </w:rPr>
               <w:t>TOTAL:</w:t>
             </w:r>
@@ -937,7 +937,7 @@
             <w:pPr/>
             <w:r>
               <w:rPr>
-                <w:lang w:val="en-US"/>
+                <w:lang w:val="en-CA"/>
               </w:rPr>
               <w:t>$531.73</w:t>
             </w:r>
